--- a/units/u35/Maths_S3_YearB_Unit35_SOLO_Full_Program.docx
+++ b/units/u35/Maths_S3_YearB_Unit35_SOLO_Full_Program.docx
@@ -2952,6 +2952,20 @@
               <w:t xml:space="preserve">MA3-RN-03</w:t>
             </w:r>
           </w:p>
+          <w:p>
+            <w:pPr>
+              <w:spacing w:before="20" w:after="0"/>
+            </w:pPr>
+            <w:r>
+              <w:rPr>
+                <w:color w:val="444444"/>
+                <w:sz w:val="13"/>
+                <w:szCs w:val="13"/>
+                <w:rFonts w:ascii="Arial" w:cs="Arial" w:eastAsia="Arial" w:hAnsi="Arial"/>
+              </w:rPr>
+              <w:t xml:space="preserve">Year B</w:t>
+            </w:r>
+          </w:p>
         </w:tc>
         <w:tc>
           <w:tcPr>
@@ -3164,7 +3178,7 @@
                 <w:szCs w:val="13"/>
                 <w:rFonts w:ascii="Arial" w:cs="Arial" w:eastAsia="Arial" w:hAnsi="Arial"/>
               </w:rPr>
-              <w:t xml:space="preserve">RN-B decimals: express thousandths as decimals; use place value to partition decimals</w:t>
+              <w:t xml:space="preserve">RN-A decimals: express thousandths as decimals; use place value to partition decimals</w:t>
             </w:r>
           </w:p>
           <w:p>
@@ -3179,6 +3193,20 @@
                 <w:rFonts w:ascii="Arial" w:cs="Arial" w:eastAsia="Arial" w:hAnsi="Arial"/>
               </w:rPr>
               <w:t xml:space="preserve">MA3-RN-03</w:t>
+            </w:r>
+          </w:p>
+          <w:p>
+            <w:pPr>
+              <w:spacing w:before="20" w:after="0"/>
+            </w:pPr>
+            <w:r>
+              <w:rPr>
+                <w:color w:val="444444"/>
+                <w:sz w:val="13"/>
+                <w:szCs w:val="13"/>
+                <w:rFonts w:ascii="Arial" w:cs="Arial" w:eastAsia="Arial" w:hAnsi="Arial"/>
+              </w:rPr>
+              <w:t xml:space="preserve">Year A</w:t>
             </w:r>
           </w:p>
         </w:tc>
@@ -3410,6 +3438,20 @@
               <w:t xml:space="preserve">MA3-AR-01</w:t>
             </w:r>
           </w:p>
+          <w:p>
+            <w:pPr>
+              <w:spacing w:before="20" w:after="0"/>
+            </w:pPr>
+            <w:r>
+              <w:rPr>
+                <w:color w:val="444444"/>
+                <w:sz w:val="13"/>
+                <w:szCs w:val="13"/>
+                <w:rFonts w:ascii="Arial" w:cs="Arial" w:eastAsia="Arial" w:hAnsi="Arial"/>
+              </w:rPr>
+              <w:t xml:space="preserve">Year B</w:t>
+            </w:r>
+          </w:p>
         </w:tc>
         <w:tc>
           <w:tcPr>
@@ -3639,6 +3681,20 @@
               <w:t xml:space="preserve">MA3-NSM-02</w:t>
             </w:r>
           </w:p>
+          <w:p>
+            <w:pPr>
+              <w:spacing w:before="20" w:after="0"/>
+            </w:pPr>
+            <w:r>
+              <w:rPr>
+                <w:color w:val="444444"/>
+                <w:sz w:val="13"/>
+                <w:szCs w:val="13"/>
+                <w:rFonts w:ascii="Arial" w:cs="Arial" w:eastAsia="Arial" w:hAnsi="Arial"/>
+              </w:rPr>
+              <w:t xml:space="preserve">Year B</w:t>
+            </w:r>
+          </w:p>
         </w:tc>
         <w:tc>
           <w:tcPr>
@@ -3851,7 +3907,7 @@
                 <w:szCs w:val="13"/>
                 <w:rFonts w:ascii="Arial" w:cs="Arial" w:eastAsia="Arial" w:hAnsi="Arial"/>
               </w:rPr>
-              <w:t xml:space="preserve">AR-B: add/subtract 3+ numbers with different digit lengths; determine when a calculator is efficient; compare strategies</w:t>
+              <w:t xml:space="preserve">AR-A: add/subtract 3+ numbers with different digit lengths; determine when a calculator is efficient; compare strategies</w:t>
             </w:r>
           </w:p>
           <w:p>
@@ -3866,6 +3922,20 @@
                 <w:rFonts w:ascii="Arial" w:cs="Arial" w:eastAsia="Arial" w:hAnsi="Arial"/>
               </w:rPr>
               <w:t xml:space="preserve">MA3-AR-01</w:t>
+            </w:r>
+          </w:p>
+          <w:p>
+            <w:pPr>
+              <w:spacing w:before="20" w:after="0"/>
+            </w:pPr>
+            <w:r>
+              <w:rPr>
+                <w:color w:val="444444"/>
+                <w:sz w:val="13"/>
+                <w:szCs w:val="13"/>
+                <w:rFonts w:ascii="Arial" w:cs="Arial" w:eastAsia="Arial" w:hAnsi="Arial"/>
+              </w:rPr>
+              <w:t xml:space="preserve">Year A</w:t>
             </w:r>
           </w:p>
         </w:tc>
@@ -4080,7 +4150,7 @@
                 <w:szCs w:val="13"/>
                 <w:rFonts w:ascii="Arial" w:cs="Arial" w:eastAsia="Arial" w:hAnsi="Arial"/>
               </w:rPr>
-              <w:t xml:space="preserve">AR-B: apply known strategies such as levelling, addition for subtraction, constant difference and bridging</w:t>
+              <w:t xml:space="preserve">AR-A: apply known strategies such as levelling, addition for subtraction, constant difference and bridging</w:t>
             </w:r>
           </w:p>
           <w:p>
@@ -4095,6 +4165,20 @@
                 <w:rFonts w:ascii="Arial" w:cs="Arial" w:eastAsia="Arial" w:hAnsi="Arial"/>
               </w:rPr>
               <w:t xml:space="preserve">MA3-AR-01</w:t>
+            </w:r>
+          </w:p>
+          <w:p>
+            <w:pPr>
+              <w:spacing w:before="20" w:after="0"/>
+            </w:pPr>
+            <w:r>
+              <w:rPr>
+                <w:color w:val="444444"/>
+                <w:sz w:val="13"/>
+                <w:szCs w:val="13"/>
+                <w:rFonts w:ascii="Arial" w:cs="Arial" w:eastAsia="Arial" w:hAnsi="Arial"/>
+              </w:rPr>
+              <w:t xml:space="preserve">Year A</w:t>
             </w:r>
           </w:p>
         </w:tc>
@@ -4326,6 +4410,20 @@
               <w:t xml:space="preserve">MA3-AR-01</w:t>
             </w:r>
           </w:p>
+          <w:p>
+            <w:pPr>
+              <w:spacing w:before="20" w:after="0"/>
+            </w:pPr>
+            <w:r>
+              <w:rPr>
+                <w:color w:val="444444"/>
+                <w:sz w:val="13"/>
+                <w:szCs w:val="13"/>
+                <w:rFonts w:ascii="Arial" w:cs="Arial" w:eastAsia="Arial" w:hAnsi="Arial"/>
+              </w:rPr>
+              <w:t xml:space="preserve">Year B</w:t>
+            </w:r>
+          </w:p>
         </w:tc>
         <w:tc>
           <w:tcPr>
@@ -4555,6 +4653,20 @@
               <w:t xml:space="preserve">MA3-RN-03</w:t>
             </w:r>
           </w:p>
+          <w:p>
+            <w:pPr>
+              <w:spacing w:before="20" w:after="0"/>
+            </w:pPr>
+            <w:r>
+              <w:rPr>
+                <w:color w:val="444444"/>
+                <w:sz w:val="13"/>
+                <w:szCs w:val="13"/>
+                <w:rFonts w:ascii="Arial" w:cs="Arial" w:eastAsia="Arial" w:hAnsi="Arial"/>
+              </w:rPr>
+              <w:t xml:space="preserve">Year B</w:t>
+            </w:r>
+          </w:p>
         </w:tc>
         <w:tc>
           <w:tcPr>
@@ -4767,7 +4879,7 @@
                 <w:szCs w:val="13"/>
                 <w:rFonts w:ascii="Arial" w:cs="Arial" w:eastAsia="Arial" w:hAnsi="Arial"/>
               </w:rPr>
-              <w:t xml:space="preserve">AR-B: round to obtain estimates; use estimation to check the reasonableness of solutions</w:t>
+              <w:t xml:space="preserve">AR-A: round to obtain estimates; use estimation to check the reasonableness of solutions</w:t>
             </w:r>
           </w:p>
           <w:p>
@@ -4782,6 +4894,20 @@
                 <w:rFonts w:ascii="Arial" w:cs="Arial" w:eastAsia="Arial" w:hAnsi="Arial"/>
               </w:rPr>
               <w:t xml:space="preserve">MA3-AR-01</w:t>
+            </w:r>
+          </w:p>
+          <w:p>
+            <w:pPr>
+              <w:spacing w:before="20" w:after="0"/>
+            </w:pPr>
+            <w:r>
+              <w:rPr>
+                <w:color w:val="444444"/>
+                <w:sz w:val="13"/>
+                <w:szCs w:val="13"/>
+                <w:rFonts w:ascii="Arial" w:cs="Arial" w:eastAsia="Arial" w:hAnsi="Arial"/>
+              </w:rPr>
+              <w:t xml:space="preserve">Year A</w:t>
             </w:r>
           </w:p>
         </w:tc>
@@ -5013,6 +5139,20 @@
               <w:t xml:space="preserve">MA3-AR-01 / MA3-MR-02</w:t>
             </w:r>
           </w:p>
+          <w:p>
+            <w:pPr>
+              <w:spacing w:before="20" w:after="0"/>
+            </w:pPr>
+            <w:r>
+              <w:rPr>
+                <w:color w:val="444444"/>
+                <w:sz w:val="13"/>
+                <w:szCs w:val="13"/>
+                <w:rFonts w:ascii="Arial" w:cs="Arial" w:eastAsia="Arial" w:hAnsi="Arial"/>
+              </w:rPr>
+              <w:t xml:space="preserve">Year B</w:t>
+            </w:r>
+          </w:p>
         </w:tc>
         <w:tc>
           <w:tcPr>
@@ -5242,6 +5382,20 @@
               <w:t xml:space="preserve">MA4-FRC-C-01</w:t>
             </w:r>
           </w:p>
+          <w:p>
+            <w:pPr>
+              <w:spacing w:before="20" w:after="0"/>
+            </w:pPr>
+            <w:r>
+              <w:rPr>
+                <w:color w:val="444444"/>
+                <w:sz w:val="13"/>
+                <w:szCs w:val="13"/>
+                <w:rFonts w:ascii="Arial" w:cs="Arial" w:eastAsia="Arial" w:hAnsi="Arial"/>
+              </w:rPr>
+              <w:t xml:space="preserve">Stage 4 (group A)</w:t>
+            </w:r>
+          </w:p>
         </w:tc>
         <w:tc>
           <w:tcPr>
@@ -5471,6 +5625,20 @@
               <w:t xml:space="preserve">MA4-FRC-C-01</w:t>
             </w:r>
           </w:p>
+          <w:p>
+            <w:pPr>
+              <w:spacing w:before="20" w:after="0"/>
+            </w:pPr>
+            <w:r>
+              <w:rPr>
+                <w:color w:val="444444"/>
+                <w:sz w:val="13"/>
+                <w:szCs w:val="13"/>
+                <w:rFonts w:ascii="Arial" w:cs="Arial" w:eastAsia="Arial" w:hAnsi="Arial"/>
+              </w:rPr>
+              <w:t xml:space="preserve">Stage 4 (group A)</w:t>
+            </w:r>
+          </w:p>
         </w:tc>
         <w:tc>
           <w:tcPr>
@@ -5698,6 +5866,20 @@
                 <w:rFonts w:ascii="Arial" w:cs="Arial" w:eastAsia="Arial" w:hAnsi="Arial"/>
               </w:rPr>
               <w:t xml:space="preserve">MA4-FRC-C-01</w:t>
+            </w:r>
+          </w:p>
+          <w:p>
+            <w:pPr>
+              <w:spacing w:before="20" w:after="0"/>
+            </w:pPr>
+            <w:r>
+              <w:rPr>
+                <w:color w:val="444444"/>
+                <w:sz w:val="13"/>
+                <w:szCs w:val="13"/>
+                <w:rFonts w:ascii="Arial" w:cs="Arial" w:eastAsia="Arial" w:hAnsi="Arial"/>
+              </w:rPr>
+              <w:t xml:space="preserve">Stage 4 (group A)</w:t>
             </w:r>
           </w:p>
         </w:tc>
@@ -6382,7 +6564,7 @@
                       <w:szCs w:val="17"/>
                       <w:rFonts w:ascii="Arial" w:cs="Arial" w:eastAsia="Arial" w:hAnsi="Arial"/>
                     </w:rPr>
-                    <w:t xml:space="preserve">Syllabus: MA3-AR-01, MAO-WM-01 | AR-B: add/subtract 3+ numbers; choose efficient tools</w:t>
+                    <w:t xml:space="preserve">Syllabus: MA3-AR-01, MAO-WM-01 | AR-A: add/subtract 3+ numbers; choose efficient tools</w:t>
                   </w:r>
                 </w:p>
               </w:tc>
@@ -19527,7 +19709,7 @@
             <w:pPr>
               <w:spacing w:before="0" w:after="0"/>
             </w:pPr>
-            <w:hyperlink w:history="1" r:id="rIdk16vlzxt70qfxm6mafy7b">
+            <w:hyperlink w:history="1" r:id="rIdd3ghdd6vlgdtiaxjuvtgh">
               <w:r>
                 <w:rPr>
                   <w:u w:val="single"/>
@@ -19644,7 +19826,7 @@
             <w:pPr>
               <w:spacing w:before="0" w:after="0"/>
             </w:pPr>
-            <w:hyperlink w:history="1" r:id="rIdfmc3fwdp_mrdmic9jlrzh">
+            <w:hyperlink w:history="1" r:id="rIdm4tm7dg0-swbi7br9ebjd">
               <w:r>
                 <w:rPr>
                   <w:u w:val="single"/>
@@ -19761,7 +19943,7 @@
             <w:pPr>
               <w:spacing w:before="0" w:after="0"/>
             </w:pPr>
-            <w:hyperlink w:history="1" r:id="rIdvzkd5giekpyi5a04z8im5">
+            <w:hyperlink w:history="1" r:id="rIdshsdcezmhm4agndd90dck">
               <w:r>
                 <w:rPr>
                   <w:u w:val="single"/>
@@ -19918,7 +20100,7 @@
             <w:pPr>
               <w:spacing w:before="0" w:after="0"/>
             </w:pPr>
-            <w:hyperlink w:history="1" r:id="rIdsxtkh2_sftfejxupp_cul">
+            <w:hyperlink w:history="1" r:id="rId9fy1hrmicxvsg_mceyeuy">
               <w:r>
                 <w:rPr>
                   <w:u w:val="single"/>
@@ -20035,7 +20217,7 @@
             <w:pPr>
               <w:spacing w:before="0" w:after="0"/>
             </w:pPr>
-            <w:hyperlink w:history="1" r:id="rIdpsht90opzjnmt1bgd7rkr">
+            <w:hyperlink w:history="1" r:id="rIdflgmt2jesqojdwwdrw1xt">
               <w:r>
                 <w:rPr>
                   <w:u w:val="single"/>
@@ -20152,7 +20334,7 @@
             <w:pPr>
               <w:spacing w:before="0" w:after="0"/>
             </w:pPr>
-            <w:hyperlink w:history="1" r:id="rIdpvvndlko7bwbcozfr91mb">
+            <w:hyperlink w:history="1" r:id="rIdj-eiqpm16x8ql3pyroasv">
               <w:r>
                 <w:rPr>
                   <w:u w:val="single"/>
@@ -20309,7 +20491,7 @@
             <w:pPr>
               <w:spacing w:before="0" w:after="0"/>
             </w:pPr>
-            <w:hyperlink w:history="1" r:id="rIdbq90908nt9-blv5gb75mp">
+            <w:hyperlink w:history="1" r:id="rIdvmqjlimruh57rf_tlmc3u">
               <w:r>
                 <w:rPr>
                   <w:u w:val="single"/>
@@ -20426,7 +20608,7 @@
             <w:pPr>
               <w:spacing w:before="0" w:after="0"/>
             </w:pPr>
-            <w:hyperlink w:history="1" r:id="rIdbtkar8o1ub48cj_zmvfoj">
+            <w:hyperlink w:history="1" r:id="rIdhrcbkc9ug6as4soqen-q0">
               <w:r>
                 <w:rPr>
                   <w:u w:val="single"/>
@@ -20543,7 +20725,7 @@
             <w:pPr>
               <w:spacing w:before="0" w:after="0"/>
             </w:pPr>
-            <w:hyperlink w:history="1" r:id="rIdt-1pzefrtnukuygah4bh9">
+            <w:hyperlink w:history="1" r:id="rIdgcpoitjrarkrghg693pp_">
               <w:r>
                 <w:rPr>
                   <w:u w:val="single"/>
@@ -20660,7 +20842,7 @@
             <w:pPr>
               <w:spacing w:before="0" w:after="0"/>
             </w:pPr>
-            <w:hyperlink w:history="1" r:id="rIdjseh4p-ox4li83fg0awk0">
+            <w:hyperlink w:history="1" r:id="rIde85xsqudorfigf8xys6be">
               <w:r>
                 <w:rPr>
                   <w:u w:val="single"/>
@@ -20817,7 +20999,7 @@
             <w:pPr>
               <w:spacing w:before="0" w:after="0"/>
             </w:pPr>
-            <w:hyperlink w:history="1" r:id="rIdmgdw2p3dz0_tkh9jfujj-">
+            <w:hyperlink w:history="1" r:id="rIdhvmhlh8zhxrtedfzlff-p">
               <w:r>
                 <w:rPr>
                   <w:u w:val="single"/>
@@ -20934,7 +21116,7 @@
             <w:pPr>
               <w:spacing w:before="0" w:after="0"/>
             </w:pPr>
-            <w:hyperlink w:history="1" r:id="rIdnlbi-ier9uxymj8tooaso">
+            <w:hyperlink w:history="1" r:id="rIdlnt7_1gyay-gxa0tvryyg">
               <w:r>
                 <w:rPr>
                   <w:u w:val="single"/>
@@ -21051,7 +21233,7 @@
             <w:pPr>
               <w:spacing w:before="0" w:after="0"/>
             </w:pPr>
-            <w:hyperlink w:history="1" r:id="rIdyhm8kdlmprh09migm78nt">
+            <w:hyperlink w:history="1" r:id="rIdhwlag51d2t9tw2pynmzh-">
               <w:r>
                 <w:rPr>
                   <w:u w:val="single"/>
@@ -21208,7 +21390,7 @@
             <w:pPr>
               <w:spacing w:before="0" w:after="0"/>
             </w:pPr>
-            <w:hyperlink w:history="1" r:id="rIdzjzkyjj89rylih6tvrn-x">
+            <w:hyperlink w:history="1" r:id="rIdtnmifbpzm7jtgje8okmpw">
               <w:r>
                 <w:rPr>
                   <w:u w:val="single"/>
@@ -21325,7 +21507,7 @@
             <w:pPr>
               <w:spacing w:before="0" w:after="0"/>
             </w:pPr>
-            <w:hyperlink w:history="1" r:id="rIdfs-xvp3wru3y_vxckscw5">
+            <w:hyperlink w:history="1" r:id="rIdu-so_vo6nyljwpxkq0sms">
               <w:r>
                 <w:rPr>
                   <w:u w:val="single"/>
@@ -21442,7 +21624,7 @@
             <w:pPr>
               <w:spacing w:before="0" w:after="0"/>
             </w:pPr>
-            <w:hyperlink w:history="1" r:id="rId51hjoodxaiswu_5jp7ddi">
+            <w:hyperlink w:history="1" r:id="rId2oybtlv7gnlgs0ocddnnb">
               <w:r>
                 <w:rPr>
                   <w:u w:val="single"/>
@@ -21599,7 +21781,7 @@
             <w:pPr>
               <w:spacing w:before="0" w:after="0"/>
             </w:pPr>
-            <w:hyperlink w:history="1" r:id="rIdx62o-lj0mxtvvfnocw6h8">
+            <w:hyperlink w:history="1" r:id="rId7m1ojv_xsoyjn72om8pml">
               <w:r>
                 <w:rPr>
                   <w:u w:val="single"/>
@@ -21716,7 +21898,7 @@
             <w:pPr>
               <w:spacing w:before="0" w:after="0"/>
             </w:pPr>
-            <w:hyperlink w:history="1" r:id="rId2-h5zy8vmq1jb39trdrnu">
+            <w:hyperlink w:history="1" r:id="rIdwetgspxyaar9xb6iibdp0">
               <w:r>
                 <w:rPr>
                   <w:u w:val="single"/>
@@ -21833,7 +22015,7 @@
             <w:pPr>
               <w:spacing w:before="0" w:after="0"/>
             </w:pPr>
-            <w:hyperlink w:history="1" r:id="rIdu9_8s97dhep26qwcez-yl">
+            <w:hyperlink w:history="1" r:id="rIdwqehmquvjfj_j_zoygc41">
               <w:r>
                 <w:rPr>
                   <w:u w:val="single"/>
@@ -21990,7 +22172,7 @@
             <w:pPr>
               <w:spacing w:before="0" w:after="0"/>
             </w:pPr>
-            <w:hyperlink w:history="1" r:id="rId-xxebi8yiedctamxiyxjr">
+            <w:hyperlink w:history="1" r:id="rIdp7ytjjrhrlqruex1i9kuh">
               <w:r>
                 <w:rPr>
                   <w:u w:val="single"/>
@@ -22107,7 +22289,7 @@
             <w:pPr>
               <w:spacing w:before="0" w:after="0"/>
             </w:pPr>
-            <w:hyperlink w:history="1" r:id="rId9evotqcx__euvb11fnmku">
+            <w:hyperlink w:history="1" r:id="rIdjerhicfdre0qcs4mnremj">
               <w:r>
                 <w:rPr>
                   <w:u w:val="single"/>
@@ -22224,7 +22406,7 @@
             <w:pPr>
               <w:spacing w:before="0" w:after="0"/>
             </w:pPr>
-            <w:hyperlink w:history="1" r:id="rIdga8q2sx5vvrdks614r8hc">
+            <w:hyperlink w:history="1" r:id="rIdpwxo1_zw20fxyqjnbwuxe">
               <w:r>
                 <w:rPr>
                   <w:u w:val="single"/>
@@ -22381,7 +22563,7 @@
             <w:pPr>
               <w:spacing w:before="0" w:after="0"/>
             </w:pPr>
-            <w:hyperlink w:history="1" r:id="rIddapsnzg3sgb4jvvgohftj">
+            <w:hyperlink w:history="1" r:id="rIdb-vrpqtsdb0qks3jlpvqm">
               <w:r>
                 <w:rPr>
                   <w:u w:val="single"/>
@@ -22498,7 +22680,7 @@
             <w:pPr>
               <w:spacing w:before="0" w:after="0"/>
             </w:pPr>
-            <w:hyperlink w:history="1" r:id="rIdct8fzsqleusx4wowgcf75">
+            <w:hyperlink w:history="1" r:id="rIdtehzqyww5j_vebtatilck">
               <w:r>
                 <w:rPr>
                   <w:u w:val="single"/>
@@ -22615,7 +22797,7 @@
             <w:pPr>
               <w:spacing w:before="0" w:after="0"/>
             </w:pPr>
-            <w:hyperlink w:history="1" r:id="rIdppdggtwgwovwnkkjvmo4l">
+            <w:hyperlink w:history="1" r:id="rIdvrco25yxubxl-qpfqnelh">
               <w:r>
                 <w:rPr>
                   <w:u w:val="single"/>
@@ -22732,7 +22914,7 @@
             <w:pPr>
               <w:spacing w:before="0" w:after="0"/>
             </w:pPr>
-            <w:hyperlink w:history="1" r:id="rIdxvl5_fjn6qbldwgjku533">
+            <w:hyperlink w:history="1" r:id="rId7hr65tlbg-tvo7wyfnnsb">
               <w:r>
                 <w:rPr>
                   <w:u w:val="single"/>
@@ -22889,7 +23071,7 @@
             <w:pPr>
               <w:spacing w:before="0" w:after="0"/>
             </w:pPr>
-            <w:hyperlink w:history="1" r:id="rIdg1qasarqf07rhi8bf8ulw">
+            <w:hyperlink w:history="1" r:id="rId3sjf2oevpcg176qtdbrl8">
               <w:r>
                 <w:rPr>
                   <w:u w:val="single"/>
@@ -23006,7 +23188,7 @@
             <w:pPr>
               <w:spacing w:before="0" w:after="0"/>
             </w:pPr>
-            <w:hyperlink w:history="1" r:id="rIdx-zp6wokpbpzetyz0ow4j">
+            <w:hyperlink w:history="1" r:id="rIdcw88_2bvvryry9a3djouu">
               <w:r>
                 <w:rPr>
                   <w:u w:val="single"/>
@@ -23123,7 +23305,7 @@
             <w:pPr>
               <w:spacing w:before="0" w:after="0"/>
             </w:pPr>
-            <w:hyperlink w:history="1" r:id="rIdgd77vampk-oeg6gzqsgii">
+            <w:hyperlink w:history="1" r:id="rIdbh-hwzrifvgtv5ewyd3gj">
               <w:r>
                 <w:rPr>
                   <w:u w:val="single"/>
@@ -23280,7 +23462,7 @@
             <w:pPr>
               <w:spacing w:before="0" w:after="0"/>
             </w:pPr>
-            <w:hyperlink w:history="1" r:id="rId_akuwwk9bfazisqsjqvin">
+            <w:hyperlink w:history="1" r:id="rIdez5sl7fguiqixr_djcfar">
               <w:r>
                 <w:rPr>
                   <w:u w:val="single"/>
@@ -23397,7 +23579,7 @@
             <w:pPr>
               <w:spacing w:before="0" w:after="0"/>
             </w:pPr>
-            <w:hyperlink w:history="1" r:id="rId2y35k3ati8ubfizox-fwi">
+            <w:hyperlink w:history="1" r:id="rIdbpzpbmsohiwss11oavitd">
               <w:r>
                 <w:rPr>
                   <w:u w:val="single"/>
@@ -23514,7 +23696,7 @@
             <w:pPr>
               <w:spacing w:before="0" w:after="0"/>
             </w:pPr>
-            <w:hyperlink w:history="1" r:id="rIdaugqguvnmk0mn9yynszga">
+            <w:hyperlink w:history="1" r:id="rId-lp1ktoafnlqrgsf26mqu">
               <w:r>
                 <w:rPr>
                   <w:u w:val="single"/>
@@ -23671,7 +23853,7 @@
             <w:pPr>
               <w:spacing w:before="0" w:after="0"/>
             </w:pPr>
-            <w:hyperlink w:history="1" r:id="rIdcuwtqskxybt4m01yfwfkj">
+            <w:hyperlink w:history="1" r:id="rIdivdsxh260roxvc2rjm-mu">
               <w:r>
                 <w:rPr>
                   <w:u w:val="single"/>
@@ -23788,7 +23970,7 @@
             <w:pPr>
               <w:spacing w:before="0" w:after="0"/>
             </w:pPr>
-            <w:hyperlink w:history="1" r:id="rIdp0fvtwk8dbkeshue_iqck">
+            <w:hyperlink w:history="1" r:id="rId5yo3dzleqyolftppgjcdv">
               <w:r>
                 <w:rPr>
                   <w:u w:val="single"/>
@@ -23905,7 +24087,7 @@
             <w:pPr>
               <w:spacing w:before="0" w:after="0"/>
             </w:pPr>
-            <w:hyperlink w:history="1" r:id="rId_kfxtgih5mogjjndhhmca">
+            <w:hyperlink w:history="1" r:id="rIdcdorldpv70nsw_1yqpe3h">
               <w:r>
                 <w:rPr>
                   <w:u w:val="single"/>
@@ -24062,7 +24244,7 @@
             <w:pPr>
               <w:spacing w:before="0" w:after="0"/>
             </w:pPr>
-            <w:hyperlink w:history="1" r:id="rIds3xnjxgxrrqzz3k-hapbo">
+            <w:hyperlink w:history="1" r:id="rIdgm3fuz6gmdivvwxpwvvyh">
               <w:r>
                 <w:rPr>
                   <w:u w:val="single"/>
@@ -24179,7 +24361,7 @@
             <w:pPr>
               <w:spacing w:before="0" w:after="0"/>
             </w:pPr>
-            <w:hyperlink w:history="1" r:id="rIdyryzra5wx1nknksfot9ja">
+            <w:hyperlink w:history="1" r:id="rIdr3opfy0ysdhdayyc1yjo2">
               <w:r>
                 <w:rPr>
                   <w:u w:val="single"/>
@@ -24296,7 +24478,7 @@
             <w:pPr>
               <w:spacing w:before="0" w:after="0"/>
             </w:pPr>
-            <w:hyperlink w:history="1" r:id="rIdvmgt1-6ptqp5zxwlplezo">
+            <w:hyperlink w:history="1" r:id="rIdo9sdqwbfqlhmlqyxeyixi">
               <w:r>
                 <w:rPr>
                   <w:u w:val="single"/>
@@ -24413,7 +24595,7 @@
             <w:pPr>
               <w:spacing w:before="0" w:after="0"/>
             </w:pPr>
-            <w:hyperlink w:history="1" r:id="rIdcki4axda2aoacftktc1vy">
+            <w:hyperlink w:history="1" r:id="rIdjvyvryctxwkjso-hb2cmh">
               <w:r>
                 <w:rPr>
                   <w:u w:val="single"/>
@@ -24570,7 +24752,7 @@
             <w:pPr>
               <w:spacing w:before="0" w:after="0"/>
             </w:pPr>
-            <w:hyperlink w:history="1" r:id="rIdb5guj56labcm_obnmbxxe">
+            <w:hyperlink w:history="1" r:id="rIdfiip5cqgw2bye5fulstyp">
               <w:r>
                 <w:rPr>
                   <w:u w:val="single"/>
@@ -24687,7 +24869,7 @@
             <w:pPr>
               <w:spacing w:before="0" w:after="0"/>
             </w:pPr>
-            <w:hyperlink w:history="1" r:id="rIdv2fhxeq63t0ljglicwr1a">
+            <w:hyperlink w:history="1" r:id="rIdzvdts7xicxzdrcps49yik">
               <w:r>
                 <w:rPr>
                   <w:u w:val="single"/>
@@ -24804,7 +24986,7 @@
             <w:pPr>
               <w:spacing w:before="0" w:after="0"/>
             </w:pPr>
-            <w:hyperlink w:history="1" r:id="rIdsj_ft53aw1rtrxah9fuhp">
+            <w:hyperlink w:history="1" r:id="rId4ujfwivvgowso9lcp8eq_">
               <w:r>
                 <w:rPr>
                   <w:u w:val="single"/>
@@ -24961,7 +25143,7 @@
             <w:pPr>
               <w:spacing w:before="0" w:after="0"/>
             </w:pPr>
-            <w:hyperlink w:history="1" r:id="rIdz4ufvzddbwddkiycxphnh">
+            <w:hyperlink w:history="1" r:id="rIdmhlakn5bxvbvdimsrcyod">
               <w:r>
                 <w:rPr>
                   <w:u w:val="single"/>
@@ -25078,7 +25260,7 @@
             <w:pPr>
               <w:spacing w:before="0" w:after="0"/>
             </w:pPr>
-            <w:hyperlink w:history="1" r:id="rIdrjpv_m8oooxy3v9pu6etu">
+            <w:hyperlink w:history="1" r:id="rId6ora6qk3rfmzzl46ngvbc">
               <w:r>
                 <w:rPr>
                   <w:u w:val="single"/>
@@ -25195,7 +25377,7 @@
             <w:pPr>
               <w:spacing w:before="0" w:after="0"/>
             </w:pPr>
-            <w:hyperlink w:history="1" r:id="rIdttiwyd7tv6a-tdv7wg6sd">
+            <w:hyperlink w:history="1" r:id="rIdg3u2nrucclqfnvsvovli4">
               <w:r>
                 <w:rPr>
                   <w:u w:val="single"/>
@@ -25312,7 +25494,7 @@
             <w:pPr>
               <w:spacing w:before="0" w:after="0"/>
             </w:pPr>
-            <w:hyperlink w:history="1" r:id="rIdo3kl-fawi8h7fwxwz4nny">
+            <w:hyperlink w:history="1" r:id="rIdgfp_esoen1t4lox4qwg_d">
               <w:r>
                 <w:rPr>
                   <w:u w:val="single"/>
@@ -25429,7 +25611,7 @@
             <w:pPr>
               <w:spacing w:before="0" w:after="0"/>
             </w:pPr>
-            <w:hyperlink w:history="1" r:id="rIds5g8ork7e4bmvdfwvboj8">
+            <w:hyperlink w:history="1" r:id="rIdk1iib_jkxl-enezm9cuau">
               <w:r>
                 <w:rPr>
                   <w:u w:val="single"/>
@@ -25546,7 +25728,7 @@
             <w:pPr>
               <w:spacing w:before="0" w:after="0"/>
             </w:pPr>
-            <w:hyperlink w:history="1" r:id="rIdtfpsjkbamyefnn-hpuemy">
+            <w:hyperlink w:history="1" r:id="rId6f3k6048prumo34b_cumi">
               <w:r>
                 <w:rPr>
                   <w:u w:val="single"/>
@@ -25663,7 +25845,7 @@
             <w:pPr>
               <w:spacing w:before="0" w:after="0"/>
             </w:pPr>
-            <w:hyperlink w:history="1" r:id="rIddylj66eheuniqrvuodibc">
+            <w:hyperlink w:history="1" r:id="rIdqdfvxd8ujfnrqp-_jugjh">
               <w:r>
                 <w:rPr>
                   <w:u w:val="single"/>
@@ -25780,7 +25962,7 @@
             <w:pPr>
               <w:spacing w:before="0" w:after="0"/>
             </w:pPr>
-            <w:hyperlink w:history="1" r:id="rIdi2tqjvirbqd_g7wrs9gxi">
+            <w:hyperlink w:history="1" r:id="rIdjgnalqntxscwrinczgmrm">
               <w:r>
                 <w:rPr>
                   <w:u w:val="single"/>
@@ -25897,7 +26079,7 @@
             <w:pPr>
               <w:spacing w:before="0" w:after="0"/>
             </w:pPr>
-            <w:hyperlink w:history="1" r:id="rId-_en-zwavbpvhzrqpeymr">
+            <w:hyperlink w:history="1" r:id="rIdzi7mdfejgefybc8t2deb2">
               <w:r>
                 <w:rPr>
                   <w:u w:val="single"/>
@@ -25972,7 +26154,7 @@
         </w:rPr>
         <w:t xml:space="preserve">Corbettmaths — Percentages of an Amount (PDF)  --  </w:t>
       </w:r>
-      <w:hyperlink w:history="1" r:id="rId6kkzgz7t_tcoy83rb99cw">
+      <w:hyperlink w:history="1" r:id="rId1yyi2pmayz_egtrjaejux">
         <w:r>
           <w:rPr>
             <w:u w:val="single"/>
@@ -26006,7 +26188,7 @@
         </w:rPr>
         <w:t xml:space="preserve">Corbettmaths — Place Value (PDF)  --  </w:t>
       </w:r>
-      <w:hyperlink w:history="1" r:id="rIdctywodh3dd8jiy_h80ote">
+      <w:hyperlink w:history="1" r:id="rIdhhyjknafulskrhd-p5shj">
         <w:r>
           <w:rPr>
             <w:u w:val="single"/>
@@ -26040,7 +26222,7 @@
         </w:rPr>
         <w:t xml:space="preserve">Corbettmaths — Adding Decimals (PDF)  --  </w:t>
       </w:r>
-      <w:hyperlink w:history="1" r:id="rIdplrlvly4ar3eab-zbusih">
+      <w:hyperlink w:history="1" r:id="rIdjksbrewhzcgr3q8alu2p9">
         <w:r>
           <w:rPr>
             <w:u w:val="single"/>
@@ -26074,7 +26256,7 @@
         </w:rPr>
         <w:t xml:space="preserve">Corbettmaths — Subtracting Decimals (PDF)  --  </w:t>
       </w:r>
-      <w:hyperlink w:history="1" r:id="rIdmx7ixq2o3s2mkb5fydut0">
+      <w:hyperlink w:history="1" r:id="rIdei3zc7zdifvkugebrdq2b">
         <w:r>
           <w:rPr>
             <w:u w:val="single"/>
@@ -26108,7 +26290,7 @@
         </w:rPr>
         <w:t xml:space="preserve">Corbettmaths — Timetables (PDF)  --  </w:t>
       </w:r>
-      <w:hyperlink w:history="1" r:id="rIdbct5y3jh8lzq6vzbxejom">
+      <w:hyperlink w:history="1" r:id="rIdkpwdghymjsjaeamixdvzm">
         <w:r>
           <w:rPr>
             <w:u w:val="single"/>
@@ -26142,7 +26324,7 @@
         </w:rPr>
         <w:t xml:space="preserve">Corbettmaths — Fractions, Decimals, Percentages (PDF)  --  </w:t>
       </w:r>
-      <w:hyperlink w:history="1" r:id="rIdlcxgt3o2b4gix_z34fbke">
+      <w:hyperlink w:history="1" r:id="rIdm6kzwjw_rwz8kyaunalx3">
         <w:r>
           <w:rPr>
             <w:u w:val="single"/>
@@ -26176,7 +26358,7 @@
         </w:rPr>
         <w:t xml:space="preserve">Corbettmaths — Estimation (PDF)  --  </w:t>
       </w:r>
-      <w:hyperlink w:history="1" r:id="rId_1iltekk_0emlxkho9iap">
+      <w:hyperlink w:history="1" r:id="rIdloflwbba7tupft5ezfmpp">
         <w:r>
           <w:rPr>
             <w:u w:val="single"/>
@@ -26210,7 +26392,7 @@
         </w:rPr>
         <w:t xml:space="preserve">Corbettmaths — Increasing/Decreasing by a Percentage (PDF)  --  </w:t>
       </w:r>
-      <w:hyperlink w:history="1" r:id="rId3x3tphv5387yvottbvhzl">
+      <w:hyperlink w:history="1" r:id="rIdefdbpvnis0bdvxwsbgdhc">
         <w:r>
           <w:rPr>
             <w:u w:val="single"/>
@@ -26244,7 +26426,7 @@
         </w:rPr>
         <w:t xml:space="preserve">Corbettmaths — Percentage Change (PDF)  --  </w:t>
       </w:r>
-      <w:hyperlink w:history="1" r:id="rIdzgxaq2-2hi79y7uauw-gg">
+      <w:hyperlink w:history="1" r:id="rIdbdp0ulwmti1mslza6bea3">
         <w:r>
           <w:rPr>
             <w:u w:val="single"/>
@@ -26278,7 +26460,7 @@
         </w:rPr>
         <w:t xml:space="preserve">Corbettmaths — Reverse Percentages (PDF)  --  </w:t>
       </w:r>
-      <w:hyperlink w:history="1" r:id="rIdd7x4jqhl_we7eptguxudy">
+      <w:hyperlink w:history="1" r:id="rId_zn5he2jixk4k_pihhm58">
         <w:r>
           <w:rPr>
             <w:u w:val="single"/>
